--- a/docs/SI-Lab-Completion-Guide.docx
+++ b/docs/SI-Lab-Completion-Guide.docx
@@ -779,7 +779,8 @@
     <w:tbl>
       <w:tblPr>
         <w:tblStyle w:val="Table"/>
-        <w:tblW w:type="pct" w:w="0.0"/>
+        <w:tblW w:type="pct" w:w="5000"/>
+        <w:tblLayout w:type="autofit"/>
         <w:tblLook w:firstRow="1"/>
       </w:tblPr>
       <w:tblGrid/>
@@ -1608,7 +1609,8 @@
     <w:tbl>
       <w:tblPr>
         <w:tblStyle w:val="Table"/>
-        <w:tblW w:type="pct" w:w="0.0"/>
+        <w:tblW w:type="pct" w:w="5000"/>
+        <w:tblLayout w:type="autofit"/>
         <w:tblLook w:firstRow="1"/>
       </w:tblPr>
       <w:tblGrid/>
@@ -2312,7 +2314,8 @@
     <w:tbl>
       <w:tblPr>
         <w:tblStyle w:val="Table"/>
-        <w:tblW w:type="pct" w:w="0.0"/>
+        <w:tblW w:type="pct" w:w="5000"/>
+        <w:tblLayout w:type="autofit"/>
         <w:tblLook w:firstRow="1"/>
       </w:tblPr>
       <w:tblGrid/>
@@ -2958,7 +2961,8 @@
     <w:tbl>
       <w:tblPr>
         <w:tblStyle w:val="Table"/>
-        <w:tblW w:type="pct" w:w="0.0"/>
+        <w:tblW w:type="pct" w:w="5000"/>
+        <w:tblLayout w:type="autofit"/>
         <w:tblLook w:firstRow="1"/>
       </w:tblPr>
       <w:tblGrid/>
@@ -3272,7 +3276,8 @@
     <w:tbl>
       <w:tblPr>
         <w:tblStyle w:val="Table"/>
-        <w:tblW w:type="pct" w:w="0.0"/>
+        <w:tblW w:type="pct" w:w="5000"/>
+        <w:tblLayout w:type="autofit"/>
         <w:tblLook w:firstRow="1"/>
       </w:tblPr>
       <w:tblGrid/>
@@ -9476,7 +9481,8 @@
     <w:tbl>
       <w:tblPr>
         <w:tblStyle w:val="Table"/>
-        <w:tblW w:type="pct" w:w="0.0"/>
+        <w:tblW w:type="pct" w:w="5000"/>
+        <w:tblLayout w:type="autofit"/>
         <w:tblLook w:firstRow="1"/>
       </w:tblPr>
       <w:tblGrid/>
@@ -11535,7 +11541,8 @@
     <w:tbl>
       <w:tblPr>
         <w:tblStyle w:val="Table"/>
-        <w:tblW w:type="pct" w:w="0.0"/>
+        <w:tblW w:type="pct" w:w="5000"/>
+        <w:tblLayout w:type="autofit"/>
         <w:tblLook w:firstRow="1"/>
       </w:tblPr>
       <w:tblGrid/>
@@ -12482,7 +12489,8 @@
     <w:tbl>
       <w:tblPr>
         <w:tblStyle w:val="Table"/>
-        <w:tblW w:type="pct" w:w="0.0"/>
+        <w:tblW w:type="pct" w:w="5000"/>
+        <w:tblLayout w:type="autofit"/>
         <w:tblLook w:firstRow="1"/>
       </w:tblPr>
       <w:tblGrid/>
@@ -12572,7 +12580,7 @@
               <w:jc w:val="left"/>
             </w:pPr>
             <w:r>
-              <w:t xml:space="preserve">[ ]</w:t>
+              <w:t xml:space="preserve">☐</w:t>
             </w:r>
           </w:p>
         </w:tc>
@@ -12607,7 +12615,7 @@
               <w:jc w:val="left"/>
             </w:pPr>
             <w:r>
-              <w:t xml:space="preserve">[ ]</w:t>
+              <w:t xml:space="preserve">☐</w:t>
             </w:r>
           </w:p>
         </w:tc>
@@ -12642,7 +12650,7 @@
               <w:jc w:val="left"/>
             </w:pPr>
             <w:r>
-              <w:t xml:space="preserve">[ ]</w:t>
+              <w:t xml:space="preserve">☐</w:t>
             </w:r>
           </w:p>
         </w:tc>
@@ -12677,7 +12685,7 @@
               <w:jc w:val="left"/>
             </w:pPr>
             <w:r>
-              <w:t xml:space="preserve">[ ]</w:t>
+              <w:t xml:space="preserve">☐</w:t>
             </w:r>
           </w:p>
         </w:tc>
@@ -12712,7 +12720,7 @@
               <w:jc w:val="left"/>
             </w:pPr>
             <w:r>
-              <w:t xml:space="preserve">[ ]</w:t>
+              <w:t xml:space="preserve">☐</w:t>
             </w:r>
           </w:p>
         </w:tc>
@@ -12747,7 +12755,7 @@
               <w:jc w:val="left"/>
             </w:pPr>
             <w:r>
-              <w:t xml:space="preserve">[ ]</w:t>
+              <w:t xml:space="preserve">☐</w:t>
             </w:r>
           </w:p>
         </w:tc>
@@ -12782,7 +12790,7 @@
               <w:jc w:val="left"/>
             </w:pPr>
             <w:r>
-              <w:t xml:space="preserve">[ ]</w:t>
+              <w:t xml:space="preserve">☐</w:t>
             </w:r>
           </w:p>
         </w:tc>
@@ -12817,7 +12825,7 @@
               <w:jc w:val="left"/>
             </w:pPr>
             <w:r>
-              <w:t xml:space="preserve">[ ]</w:t>
+              <w:t xml:space="preserve">☐</w:t>
             </w:r>
           </w:p>
         </w:tc>
@@ -12852,7 +12860,7 @@
               <w:jc w:val="left"/>
             </w:pPr>
             <w:r>
-              <w:t xml:space="preserve">[ ]</w:t>
+              <w:t xml:space="preserve">☐</w:t>
             </w:r>
           </w:p>
         </w:tc>
@@ -12887,7 +12895,7 @@
               <w:jc w:val="left"/>
             </w:pPr>
             <w:r>
-              <w:t xml:space="preserve">[ ]</w:t>
+              <w:t xml:space="preserve">☐</w:t>
             </w:r>
           </w:p>
         </w:tc>
@@ -12922,7 +12930,7 @@
               <w:jc w:val="left"/>
             </w:pPr>
             <w:r>
-              <w:t xml:space="preserve">[ ]</w:t>
+              <w:t xml:space="preserve">☐</w:t>
             </w:r>
           </w:p>
         </w:tc>
@@ -12957,7 +12965,7 @@
               <w:jc w:val="left"/>
             </w:pPr>
             <w:r>
-              <w:t xml:space="preserve">[ ]</w:t>
+              <w:t xml:space="preserve">☐</w:t>
             </w:r>
           </w:p>
         </w:tc>

--- a/docs/SI-Lab-Completion-Guide.docx
+++ b/docs/SI-Lab-Completion-Guide.docx
@@ -234,6 +234,23 @@
       </w:hyperlink>
     </w:p>
     <w:p>
+      <w:pPr>
+        <w:numPr>
+          <w:ilvl w:val="0"/>
+          <w:numId w:val="1001"/>
+        </w:numPr>
+        <w:pStyle w:val="Compact"/>
+      </w:pPr>
+      <w:hyperlink w:anchor="lab-completion-checklist">
+        <w:r>
+          <w:rPr>
+            <w:rStyle w:val="Hyperlink"/>
+          </w:rPr>
+          <w:t xml:space="preserve">Lab Completion Checklist</w:t>
+        </w:r>
+      </w:hyperlink>
+    </w:p>
+    <w:p>
       <w:r>
         <w:pict>
           <v:rect style="width:0;height:1.5pt" o:hralign="center" o:hrstd="t" o:hr="t"/>
@@ -773,7 +790,7 @@
         <w:pStyle w:val="FirstParagraph"/>
       </w:pPr>
       <w:r>
-        <w:t xml:space="preserve">After logging in, you will see a list of available connections. Each student has two pre-configured connections:</w:t>
+        <w:t xml:space="preserve">After logging in you will see one pre-configured connection for your pod:</w:t>
       </w:r>
     </w:p>
     <w:tbl>
@@ -859,34 +876,15 @@
           </w:p>
         </w:tc>
       </w:tr>
-      <w:tr>
-        <w:tc>
-          <w:p>
-            <w:pPr>
-              <w:pStyle w:val="Compact"/>
-              <w:jc w:val="left"/>
-            </w:pPr>
-            <w:r>
-              <w:rPr>
-                <w:b/>
-              </w:rPr>
-              <w:t xml:space="preserve">PODXX-WS01</w:t>
-            </w:r>
-          </w:p>
-        </w:tc>
-        <w:tc>
-          <w:p>
-            <w:pPr>
-              <w:pStyle w:val="Compact"/>
-              <w:jc w:val="left"/>
-            </w:pPr>
-            <w:r>
-              <w:t xml:space="preserve">Workstation (used for other lab families)</w:t>
-            </w:r>
-          </w:p>
-        </w:tc>
-      </w:tr>
     </w:tbl>
+    <w:p>
+      <w:pPr>
+        <w:pStyle w:val="BodyText"/>
+      </w:pPr>
+      <w:r>
+        <w:t xml:space="preserve">This is the only connection you get: every SI lab is done on this desktop.</w:t>
+      </w:r>
+    </w:p>
     <w:p>
       <w:pPr>
         <w:numPr>
